--- a/reports/四川生物医药产业集团创新事业部政策信息简报_20260823.docx
+++ b/reports/四川生物医药产业集团创新事业部政策信息简报_20260823.docx
@@ -357,7 +357,7 @@
                 <w:color w:val="000000"/>
                 <w:sz w:val="24"/>
               </w:rPr>
-              <w:t>国家卫生健康委 中央编办 国家发展改革委 教育部 民政部 财政部 人力资源社会保障部　自然资源部 住房城乡建设部 农业农村部 国家医保局 国家中医药局 国家疾控局关于　优化基层医疗卫生机构布局建设的指导意见</w:t>
+              <w:t>广东省发展改革委关于印发广东省加快推动核医疗产业高质量发展行动方案（2025-2030年）的通知（粤发改高技函〔2025〕961号）</w:t>
             </w:r>
           </w:p>
         </w:tc>
@@ -386,7 +386,7 @@
                 <w:color w:val="000000"/>
                 <w:sz w:val="24"/>
               </w:rPr>
-              <w:t>国务院政策文件库</w:t>
+              <w:t>广东省发展和改革委员会</w:t>
             </w:r>
           </w:p>
         </w:tc>
@@ -415,7 +415,7 @@
                 <w:color w:val="000000"/>
                 <w:sz w:val="24"/>
               </w:rPr>
-              <w:t>2025-07-30</w:t>
+              <w:t>2025-06-16</w:t>
             </w:r>
           </w:p>
         </w:tc>
@@ -475,7 +475,7 @@
                 <w:color w:val="000000"/>
                 <w:sz w:val="24"/>
               </w:rPr>
-              <w:t>国家医疗保障局关于公布《2025年国家基本医疗保险、生育保险和工伤保险药品目录及商业健康保险创新药品目录调整工作方案》等相关文件的公告</w:t>
+              <w:t>四川省药品监督管理局办公室关于加强麻精药品购用和放射性药品使用监督管理工作的通知（川药监办〔2025〕54号）</w:t>
             </w:r>
           </w:p>
         </w:tc>
@@ -504,7 +504,7 @@
                 <w:color w:val="000000"/>
                 <w:sz w:val="24"/>
               </w:rPr>
-              <w:t>国家医保局</w:t>
+              <w:t>四川省药品监督管理局</w:t>
             </w:r>
           </w:p>
         </w:tc>
@@ -533,7 +533,7 @@
                 <w:color w:val="000000"/>
                 <w:sz w:val="24"/>
               </w:rPr>
-              <w:t>2025-07-11</w:t>
+              <w:t>2025-06-11</w:t>
             </w:r>
           </w:p>
         </w:tc>
@@ -593,7 +593,7 @@
                 <w:color w:val="000000"/>
                 <w:sz w:val="24"/>
               </w:rPr>
-              <w:t>人力资源社会保障部等九部门关于扩大新就业形态人员职业伤害保障试点的通知</w:t>
+              <w:t>人力资源社会保障部 财政部 国家卫生健康委关于全面开展工伤保险跨省异地就医直接结算　工作的通知</w:t>
             </w:r>
           </w:p>
         </w:tc>
@@ -622,7 +622,7 @@
                 <w:color w:val="000000"/>
                 <w:sz w:val="24"/>
               </w:rPr>
-              <w:t>人力资源社会保障部 国家发展改革委 财政部 交通运输部 商务部 国家税务总局 市场监管总局 金融监管总局 全国总工会</w:t>
+              <w:t>国务院政策文件库</w:t>
             </w:r>
           </w:p>
         </w:tc>
@@ -651,7 +651,7 @@
                 <w:color w:val="000000"/>
                 <w:sz w:val="24"/>
               </w:rPr>
-              <w:t>2025-07-09</w:t>
+              <w:t>2025-05-20</w:t>
             </w:r>
           </w:p>
         </w:tc>
@@ -711,7 +711,7 @@
                 <w:color w:val="000000"/>
                 <w:sz w:val="24"/>
               </w:rPr>
-              <w:t>国家医保局 国家卫生健康委关于印发《支持创新药高质量发展的若干措施》的通知</w:t>
+              <w:t>关于印发《四川省促进医药健康产业发展若干措施》的通知（川医健机制办发〔2025〕6号）</w:t>
             </w:r>
           </w:p>
         </w:tc>
@@ -740,7 +740,7 @@
                 <w:color w:val="000000"/>
                 <w:sz w:val="24"/>
               </w:rPr>
-              <w:t>国家医保局 国家卫生健康委</w:t>
+              <w:t>四川省医药健康产业链协同推进机制办公室</w:t>
             </w:r>
           </w:p>
         </w:tc>
@@ -769,7 +769,7 @@
                 <w:color w:val="000000"/>
                 <w:sz w:val="24"/>
               </w:rPr>
-              <w:t>2025-07-01</w:t>
+              <w:t>2025-05-15</w:t>
             </w:r>
           </w:p>
         </w:tc>
@@ -829,7 +829,7 @@
                 <w:color w:val="000000"/>
                 <w:sz w:val="24"/>
               </w:rPr>
-              <w:t>国家医疗保障局关于进一步加强医疗保障定点医疗机构管理的通知</w:t>
+              <w:t>四川省经济和信息化厅等8部门关于印发《四川省脑机接口及人机交互产业攻坚突破行动计划（2025—2030年）》的通知（川经信信安〔2025〕82号）</w:t>
             </w:r>
           </w:p>
         </w:tc>
@@ -858,7 +858,7 @@
                 <w:color w:val="000000"/>
                 <w:sz w:val="24"/>
               </w:rPr>
-              <w:t>国家医保局</w:t>
+              <w:t>四川省经济和信息化厅等8部门</w:t>
             </w:r>
           </w:p>
         </w:tc>
@@ -887,7 +887,7 @@
                 <w:color w:val="000000"/>
                 <w:sz w:val="24"/>
               </w:rPr>
-              <w:t>2025-06-24</w:t>
+              <w:t>2025-05-12</w:t>
             </w:r>
           </w:p>
         </w:tc>
@@ -947,7 +947,7 @@
                 <w:color w:val="000000"/>
                 <w:sz w:val="24"/>
               </w:rPr>
-              <w:t>国家医疗保障局办公室关于优化医疗服务价格管理流程的通知</w:t>
+              <w:t>国家药监局关于发布医疗器械网络销售质量管理规范的公告</w:t>
             </w:r>
           </w:p>
         </w:tc>
@@ -976,7 +976,7 @@
                 <w:color w:val="000000"/>
                 <w:sz w:val="24"/>
               </w:rPr>
-              <w:t>国家医保局办公室</w:t>
+              <w:t>国家药监局</w:t>
             </w:r>
           </w:p>
         </w:tc>
@@ -1005,7 +1005,7 @@
                 <w:color w:val="000000"/>
                 <w:sz w:val="24"/>
               </w:rPr>
-              <w:t>2025-06-24</w:t>
+              <w:t>2025-04-29</w:t>
             </w:r>
           </w:p>
         </w:tc>
@@ -1065,7 +1065,7 @@
                 <w:color w:val="000000"/>
                 <w:sz w:val="24"/>
               </w:rPr>
-              <w:t>国家中医药局综合司 国家卫生健康委办公厅 中央军委后勤保障部卫生局关于印发《重大疑难疾病中西医临床协作项目建设管理办法》的通知</w:t>
+              <w:t>国家中医药管理局关于进一步加强中医药科研诚信建设的通知</w:t>
             </w:r>
           </w:p>
         </w:tc>
@@ -1094,7 +1094,7 @@
                 <w:color w:val="000000"/>
                 <w:sz w:val="24"/>
               </w:rPr>
-              <w:t>国家中医药局综合司 国家卫生健康委办公厅 中央军委后勤保障部卫生局</w:t>
+              <w:t>国家中医药管理局</w:t>
             </w:r>
           </w:p>
         </w:tc>
@@ -1123,7 +1123,7 @@
                 <w:color w:val="000000"/>
                 <w:sz w:val="24"/>
               </w:rPr>
-              <w:t>2025-06-20</w:t>
+              <w:t>2025-04-16</w:t>
             </w:r>
           </w:p>
         </w:tc>
@@ -1225,7 +1225,7 @@
           <w:color w:val="000000"/>
           <w:sz w:val="24"/>
         </w:rPr>
-        <w:t>2. 《国家卫生健康委 中央编办 国家发展改革委 教育部 民政部 财政部 人力资源社会保障部　自然资源部 住房城乡建设部 农业农村部 国家医保局 国家中医药局 国家疾控局关于　优化基层医疗卫生机构布局建设的指导意见》（发布机关：国务院政策文件库，发布日期：2025-07-30）</w:t>
+        <w:t>2. 《广东省发展改革委关于印发广东省加快推动核医疗产业高质量发展行动方案（2025-2030年）的通知（粤发改高技函〔2025〕961号）》（发布机关：广东省发展和改革委员会，发布日期：2025-06-16）</w:t>
       </w:r>
     </w:p>
     <w:p>
@@ -1242,7 +1242,7 @@
           <w:color w:val="000000"/>
           <w:sz w:val="24"/>
         </w:rPr>
-        <w:t>文件主要内容与核心要点：国家卫生健康委 中央编办 国家发展改革委 教育部 民政部 财政部 人力资源社会保障部　自然资源部 住房城乡建设部 农业农村部 国家医保局 国家中医药局 国家疾控局关于　优化基层医疗卫生机构布局建设的指导意见</w:t>
+        <w:t>文件主要内容与核心要点：【省级核医疗竞争格局参考】广东提出到2030年常用医用同位素稳定供应、培育3-5家核医疗龙头企业、打造全球竞争力核医疗产业集群，含α核素（锕-225、砹-211等）加速器生产项目，对四川核医疗产业具有对标意义。</w:t>
       </w:r>
       <w:r>
         <w:rPr>
@@ -1263,7 +1263,7 @@
           <w:sz w:val="24"/>
           <w:u w:val="single"/>
         </w:rPr>
-        <w:t>https://www.gov.cn/gongbao/2025/issue_12186/202507/content_7034085.html</w:t>
+        <w:t>http://drc.gd.gov.cn/gkmlpt/content/4/4725/post_4725123.html</w:t>
       </w:r>
       <w:r>
         <w:rPr>
@@ -1290,7 +1290,7 @@
           <w:color w:val="000000"/>
           <w:sz w:val="24"/>
         </w:rPr>
-        <w:t>3. 《国家医疗保障局关于公布《2025年国家基本医疗保险、生育保险和工伤保险药品目录及商业健康保险创新药品目录调整工作方案》等相关文件的公告》（发布机关：国家医保局，发布日期：2025-07-11）</w:t>
+        <w:t>3. 《四川省药品监督管理局办公室关于加强麻精药品购用和放射性药品使用监督管理工作的通知（川药监办〔2025〕54号）》（发布机关：四川省药品监督管理局，发布日期：2025-06-11）</w:t>
       </w:r>
     </w:p>
     <w:p>
@@ -1307,7 +1307,7 @@
           <w:color w:val="000000"/>
           <w:sz w:val="24"/>
         </w:rPr>
-        <w:t>文件主要内容与核心要点：国家医疗保障局关于公布《2025年国家基本医疗保险、生育保险和工伤保险药品目录及商业健康保险创新药品目录调整工作方案》等相关文件的公告</w:t>
+        <w:t>文件主要内容与核心要点：【四川放射性药品监管落地】“医疗单位使用放射性制剂许可”实施机关调整为省药监局；明确第三、四类《放射性药品使用许可证》核发流程、有效期5年及医疗机构放射性药品购用管理要求。</w:t>
       </w:r>
       <w:r>
         <w:rPr>
@@ -1328,7 +1328,7 @@
           <w:sz w:val="24"/>
           <w:u w:val="single"/>
         </w:rPr>
-        <w:t>https://www.gov.cn/zhengce/zhengceku/202507/content_7031575.htm</w:t>
+        <w:t>http://yjj.sc.gov.cn/scyjj/c103191/2025/6/11/3658782f59dc429db294ac15510fc94a.shtml</w:t>
       </w:r>
       <w:r>
         <w:rPr>
@@ -1355,7 +1355,7 @@
           <w:color w:val="000000"/>
           <w:sz w:val="24"/>
         </w:rPr>
-        <w:t>4. 《人力资源社会保障部等九部门关于扩大新就业形态人员职业伤害保障试点的通知》（发布机关：人力资源社会保障部 国家发展改革委 财政部 交通运输部 商务部 国家税务总局 市场监管总局 金融监管总局 全国总工会，发布日期：2025-07-09）</w:t>
+        <w:t>4. 《人力资源社会保障部 财政部 国家卫生健康委关于全面开展工伤保险跨省异地就医直接结算　工作的通知》（发布机关：国务院政策文件库，发布日期：2025-05-20）</w:t>
       </w:r>
     </w:p>
     <w:p>
@@ -1372,7 +1372,7 @@
           <w:color w:val="000000"/>
           <w:sz w:val="24"/>
         </w:rPr>
-        <w:t>文件主要内容与核心要点：以外统筹地区且有就医需求的、因伤情需要到参保省份以外统筹地区的医疗机构就医的，应按照国家和参保省工伤保险异地就医相关管理规定，向职业伤害确认所在地经办机构提出异地就医备案申请。职业伤害确认所在地经办机构</w:t>
+        <w:t>文件主要内容与核心要点：人力资源社会保障部 财政部 国家卫生健康委关于全面开展工伤保险跨省异地就医直接结算　工作的通知</w:t>
       </w:r>
       <w:r>
         <w:rPr>
@@ -1393,7 +1393,7 @@
           <w:sz w:val="24"/>
           <w:u w:val="single"/>
         </w:rPr>
-        <w:t>https://www.gov.cn/zhengce/zhengceku/202507/content_7031656.htm</w:t>
+        <w:t>https://www.gov.cn/gongbao/2025/issue_12046/202505/content_7023966.html</w:t>
       </w:r>
       <w:r>
         <w:rPr>
@@ -1420,7 +1420,7 @@
           <w:color w:val="000000"/>
           <w:sz w:val="24"/>
         </w:rPr>
-        <w:t>5. 《国家医保局 国家卫生健康委关于印发《支持创新药高质量发展的若干措施》的通知》（发布机关：国家医保局 国家卫生健康委，发布日期：2025-07-01）</w:t>
+        <w:t>5. 《关于印发《四川省促进医药健康产业发展若干措施》的通知（川医健机制办发〔2025〕6号）》（发布机关：四川省医药健康产业链协同推进机制办公室，发布日期：2025-05-15）</w:t>
       </w:r>
     </w:p>
     <w:p>
@@ -1437,7 +1437,7 @@
           <w:color w:val="000000"/>
           <w:sz w:val="24"/>
         </w:rPr>
-        <w:t>文件主要内容与核心要点：国家医保局 国家卫生健康委关于印发《支持创新药高质量发展的若干措施》的通知</w:t>
+        <w:t>文件主要内容与核心要点：【四川医药产业申报要点】“1+6”产业链（核医疗、生物医药、医疗器械、现代中药、医疗美容、体育）5方面21条措施：科研揭榜单项支持最高2000万元、创新核药最高1000万元；创新药械优先特别审查专班服务、创新药15个工作日完成挂网审核；打造人工智能产品临床示范应用场景。有效期三年。</w:t>
       </w:r>
       <w:r>
         <w:rPr>
@@ -1458,7 +1458,7 @@
           <w:sz w:val="24"/>
           <w:u w:val="single"/>
         </w:rPr>
-        <w:t>https://www.gov.cn/zhengce/zhengceku/202507/content_7030260.htm</w:t>
+        <w:t>https://wsjkw.sc.gov.cn/scwsjkw/qtwj/2025/5/15/22861efa98134ba7b358fa9fd932ae53.shtml</w:t>
       </w:r>
       <w:r>
         <w:rPr>
@@ -1485,7 +1485,7 @@
           <w:color w:val="000000"/>
           <w:sz w:val="24"/>
         </w:rPr>
-        <w:t>6. 《国家医疗保障局关于进一步加强医疗保障定点医疗机构管理的通知》（发布机关：国家医保局，发布日期：2025-06-24）</w:t>
+        <w:t>6. 《四川省经济和信息化厅等8部门关于印发《四川省脑机接口及人机交互产业攻坚突破行动计划（2025—2030年）》的通知（川经信信安〔2025〕82号）》（发布机关：四川省经济和信息化厅等8部门，发布日期：2025-05-12）</w:t>
       </w:r>
     </w:p>
     <w:p>
@@ -1502,7 +1502,7 @@
           <w:color w:val="000000"/>
           <w:sz w:val="24"/>
         </w:rPr>
-        <w:t>文件主要内容与核心要点：国家医疗保障局关于进一步加强医疗保障定点医疗机构管理的通知</w:t>
+        <w:t>文件主要内容与核心要点：【四川脑机接口顶层文件】到2027年完成3款侵入式和5款非侵入式脑机接口产品研发及医疗器械注册、实施省内首例侵入式脑机接口手术；到2030年侵入式手术3000例/年、引育10家链主企业；依托华西医院、省人民医院加快临床试验，支持成都创建制造业创新中心。</w:t>
       </w:r>
       <w:r>
         <w:rPr>
@@ -1523,7 +1523,7 @@
           <w:sz w:val="24"/>
           <w:u w:val="single"/>
         </w:rPr>
-        <w:t>https://www.gov.cn/zhengce/zhengceku/202506/content_7029260.htm</w:t>
+        <w:t>https://jxt.sc.gov.cn/scjxt/qtwj/2025/5/12/4367ef5fac5e4167a2cea0e580bec456.shtml</w:t>
       </w:r>
       <w:r>
         <w:rPr>
@@ -1550,7 +1550,7 @@
           <w:color w:val="000000"/>
           <w:sz w:val="24"/>
         </w:rPr>
-        <w:t>7. 《国家医疗保障局办公室关于优化医疗服务价格管理流程的通知》（发布机关：国家医保局办公室，发布日期：2025-06-24）</w:t>
+        <w:t>7. 《国家药监局关于发布医疗器械网络销售质量管理规范的公告》（发布机关：国家药监局，发布日期：2025-04-29）</w:t>
       </w:r>
     </w:p>
     <w:p>
@@ -1567,7 +1567,7 @@
           <w:color w:val="000000"/>
           <w:sz w:val="24"/>
         </w:rPr>
-        <w:t>文件主要内容与核心要点：国家医疗保障局办公室关于优化医疗服务价格管理流程的通知</w:t>
+        <w:t>文件主要内容与核心要点：国家药监局关于发布医疗器械网络销售质量管理规范的公告</w:t>
       </w:r>
       <w:r>
         <w:rPr>
@@ -1588,7 +1588,7 @@
           <w:sz w:val="24"/>
           <w:u w:val="single"/>
         </w:rPr>
-        <w:t>https://www.gov.cn/zhengce/zhengceku/202506/content_7029277.htm</w:t>
+        <w:t>https://www.gov.cn/zhengce/zhengceku/202504/content_7021640.htm</w:t>
       </w:r>
       <w:r>
         <w:rPr>
@@ -1615,7 +1615,7 @@
           <w:color w:val="000000"/>
           <w:sz w:val="24"/>
         </w:rPr>
-        <w:t>8. 《国家中医药局综合司 国家卫生健康委办公厅 中央军委后勤保障部卫生局关于印发《重大疑难疾病中西医临床协作项目建设管理办法》的通知》（发布机关：国家中医药局综合司 国家卫生健康委办公厅 中央军委后勤保障部卫生局，发布日期：2025-06-20）</w:t>
+        <w:t>8. 《国家中医药管理局关于进一步加强中医药科研诚信建设的通知》（发布机关：国家中医药管理局，发布日期：2025-04-16）</w:t>
       </w:r>
     </w:p>
     <w:p>
@@ -1632,7 +1632,7 @@
           <w:color w:val="000000"/>
           <w:sz w:val="24"/>
         </w:rPr>
-        <w:t>文件主要内容与核心要点：国家中医药局综合司 国家卫生健康委办公厅 中央军委后勤保障部卫生局关于印发《重大疑难疾病中西医临床协作项目建设管理办法》的通知</w:t>
+        <w:t>文件主要内容与核心要点：国家中医药管理局关于进一步加强中医药科研诚信建设的通知</w:t>
       </w:r>
       <w:r>
         <w:rPr>
@@ -1653,7 +1653,7 @@
           <w:sz w:val="24"/>
           <w:u w:val="single"/>
         </w:rPr>
-        <w:t>https://www.gov.cn/zhengce/zhengceku/202506/content_7028824.htm</w:t>
+        <w:t>https://www.gov.cn/zhengce/zhengceku/202504/content_7018938.htm</w:t>
       </w:r>
       <w:r>
         <w:rPr>
